--- a/q-system/output/architecture-report/kipi-system-architecture-2026-05-13.docx
+++ b/q-system/output/architecture-report/kipi-system-architecture-2026-05-13.docx
@@ -752,7 +752,7 @@
           <w:i w:val="0"/>
           <w:sz w:val="22"/>
         </w:rPr>
-        <w:t>Kipi runs three businesses today: 4 Points Consulting, Pure Spectrum, and KTLYST Labs. Each instance has its own voice, rules, stakeholders, and deliverables. State does not leak across instances because every cross-boundary read goes through a bridge protocol.</w:t>
+        <w:t>Kipi runs three businesses today: client-a, client-b, and KTLYST Labs. Each instance has its own voice, rules, stakeholders, and deliverables. State does not leak across instances because every cross-boundary read goes through a bridge protocol.</w:t>
       </w:r>
     </w:p>
     <w:p>
@@ -5507,7 +5507,7 @@
       <w:r>
         <w:drawing>
           <wp:inline xmlns:a="http://schemas.openxmlformats.org/drawingml/2006/main" xmlns:pic="http://schemas.openxmlformats.org/drawingml/2006/picture">
-            <wp:extent cx="5760720" cy="843742"/>
+            <wp:extent cx="5760720" cy="881743"/>
             <wp:docPr id="7" name="Picture 7"/>
             <wp:cNvGraphicFramePr>
               <a:graphicFrameLocks noChangeAspect="1"/>
@@ -5528,7 +5528,7 @@
                   <pic:spPr>
                     <a:xfrm>
                       <a:off x="0" y="0"/>
-                      <a:ext cx="5760720" cy="843742"/>
+                      <a:ext cx="5760720" cy="881743"/>
                     </a:xfrm>
                     <a:prstGeom prst="rect"/>
                   </pic:spPr>
@@ -5870,7 +5870,7 @@
           <w:i w:val="0"/>
           <w:sz w:val="22"/>
         </w:rPr>
-        <w:t>The same skeleton runs multiple businesses outside the KTLYST cluster: 4_points_consulting, Pure_spectrum_Q, ASK_AI_consultant, and others. Each gets its own rules, skills, voice, stakeholders, and deliverables. The skeleton propagates infrastructure; instance-specific content stays in the instance.</w:t>
+        <w:t>The same skeleton runs multiple businesses outside the KTLYST cluster: client_a, client_b, ASK_AI_consultant, and others. Each gets its own rules, skills, voice, stakeholders, and deliverables. The skeleton propagates infrastructure; instance-specific content stays in the instance.</w:t>
       </w:r>
     </w:p>
     <w:p>
@@ -7129,7 +7129,7 @@
       <w:r>
         <w:drawing>
           <wp:inline xmlns:a="http://schemas.openxmlformats.org/drawingml/2006/main" xmlns:pic="http://schemas.openxmlformats.org/drawingml/2006/picture">
-            <wp:extent cx="5760720" cy="3502256"/>
+            <wp:extent cx="5760720" cy="3615146"/>
             <wp:docPr id="11" name="Picture 11"/>
             <wp:cNvGraphicFramePr>
               <a:graphicFrameLocks noChangeAspect="1"/>
@@ -7150,7 +7150,7 @@
                   <pic:spPr>
                     <a:xfrm>
                       <a:off x="0" y="0"/>
-                      <a:ext cx="5760720" cy="3502256"/>
+                      <a:ext cx="5760720" cy="3615146"/>
                     </a:xfrm>
                     <a:prstGeom prst="rect"/>
                   </pic:spPr>
